--- a/2026-Q3/Devotionals/GoodIntentionsAreNotEnough.docx
+++ b/2026-Q3/Devotionals/GoodIntentionsAreNotEnough.docx
@@ -235,6 +235,17 @@
         </w:rPr>
         <w:t>). Faith is more than belief. It trusts God enough to obey what He has revealed, even when another way seems easier or more effective.</w:t>
       </w:r>
+    </w:p>
+    <w:p>
+      <w:pPr>
+        <w:pStyle w:val="NormalWeb"/>
+        <w:spacing w:before="0" w:beforeAutospacing="0" w:after="0" w:afterAutospacing="0"/>
+        <w:rPr>
+          <w:rFonts w:ascii="Calibri" w:hAnsi="Calibri" w:cs="Calibri"/>
+          <w:sz w:val="22"/>
+          <w:szCs w:val="22"/>
+        </w:rPr>
+      </w:pPr>
     </w:p>
     <w:p>
       <w:pPr>
